--- a/docs/forgotten-felines/published-policies/death-of-a-cat-policy.docx
+++ b/docs/forgotten-felines/published-policies/death-of-a-cat-policy.docx
@@ -35,7 +35,7 @@
         <w:t>Last Reviewed:</w:t>
       </w:r>
       <w:r>
-        <w:t xml:space="preserve"> 2026-04-14 </w:t>
+        <w:t xml:space="preserve"> 2026-06-01 </w:t>
       </w:r>
       <w:r>
         <w:rPr>
@@ -44,7 +44,7 @@
         <w:t>Next Review Due:</w:t>
       </w:r>
       <w:r>
-        <w:t xml:space="preserve"> 2027-04-14 </w:t>
+        <w:t xml:space="preserve"> 2027-06-01 </w:t>
       </w:r>
       <w:r>
         <w:rPr>
@@ -115,7 +115,7 @@
         <w:pStyle w:val="ListNumber"/>
       </w:pPr>
       <w:r>
-        <w:t>The cat is taken to the nominated vet (Barrmore Veterinary Practice or as directed by the Vet Liaison) for confirmation and handling arrangements.</w:t>
+        <w:t>The cat is taken to our partner vet, Barrmore Veterinary Practice, for confirmation and cremation arrangements (or to an alternative practice only where Barrmore is unavailable, as directed by the Vet Liaison).</w:t>
       </w:r>
     </w:p>
     <w:p>
@@ -422,6 +422,14 @@
       </w:pPr>
       <w:r>
         <w:t>Peer support is available via the Foster Coordinator group chat.</w:t>
+      </w:r>
+    </w:p>
+    <w:p>
+      <w:pPr>
+        <w:pStyle w:val="ListBullet"/>
+      </w:pPr>
+      <w:r>
+        <w:t>Fosterers are signposted to a pet grief counselling/bereavement support service.</w:t>
       </w:r>
     </w:p>
     <w:p>
